--- a/docs/系统部署手册_麒麟V10.docx
+++ b/docs/系统部署手册_麒麟V10.docx
@@ -2166,6 +2166,17 @@
           <w:color w:val="1F4D78"/>
           <w:sz w:val="20"/>
         </w:rPr>
+        <w:t>tools/                # browser_smoke.mjs 前端冒烟脚本（发版检查用，见十三节第 11 项）</w:t>
+      </w:r>
+      <w:r>
+        <w:br/>
+      </w:r>
+      <w:r>
+        <w:rPr>
+          <w:rFonts w:ascii="Consolas" w:hAnsi="Consolas" w:eastAsia="微软雅黑"/>
+          <w:color w:val="1F4D78"/>
+          <w:sz w:val="20"/>
+        </w:rPr>
         <w:t>docs/                 # 可选，用于存档本手册</w:t>
       </w:r>
     </w:p>
@@ -2289,7 +2300,7 @@
           <w:color w:val="1F4D78"/>
           <w:sz w:val="20"/>
         </w:rPr>
-        <w:t>tar -a -c -f C:\Users\jghq\Desktop\contract_manager_deploy.tar.gz app.py requirements.txt templates static data docs</w:t>
+        <w:t>tar -a -c -f C:\Users\jghq\Desktop\contract_manager_deploy.tar.gz app.py contract_no.py requirements.txt templates static data tools docs</w:t>
       </w:r>
     </w:p>
     <w:p>
@@ -10074,6 +10085,137 @@
           </w:p>
         </w:tc>
       </w:tr>
+      <w:tr>
+        <w:tc>
+          <w:tcPr>
+            <w:tcW w:type="dxa" w:w="2608"/>
+          </w:tcPr>
+          <w:p>
+            <w:pPr>
+              <w:spacing w:after="40" w:before="40"/>
+            </w:pPr>
+            <w:r>
+              <w:rPr>
+                <w:rFonts w:ascii="Calibri" w:hAnsi="Calibri" w:eastAsia="微软雅黑"/>
+                <w:b/>
+                <w:color w:val="333333"/>
+                <w:sz w:val="21"/>
+              </w:rPr>
+              <w:t>11</w:t>
+            </w:r>
+          </w:p>
+        </w:tc>
+        <w:tc>
+          <w:tcPr>
+            <w:tcW w:type="dxa" w:w="1814"/>
+          </w:tcPr>
+          <w:p>
+            <w:pPr>
+              <w:spacing w:after="40" w:before="40"/>
+            </w:pPr>
+            <w:r>
+              <w:rPr>
+                <w:rFonts w:ascii="Calibri" w:hAnsi="Calibri" w:eastAsia="微软雅黑"/>
+                <w:b/>
+                <w:color w:val="333333"/>
+                <w:sz w:val="21"/>
+              </w:rPr>
+              <w:t>前端逐视图冒烟</w:t>
+            </w:r>
+          </w:p>
+        </w:tc>
+        <w:tc>
+          <w:tcPr>
+            <w:tcW w:type="dxa" w:w="5216"/>
+          </w:tcPr>
+          <w:p>
+            <w:pPr>
+              <w:spacing w:after="40" w:before="40"/>
+            </w:pPr>
+            <w:r>
+              <w:rPr>
+                <w:rFonts w:ascii="Calibri" w:hAnsi="Calibri" w:eastAsia="微软雅黑"/>
+                <w:b w:val="0"/>
+                <w:color w:val="333333"/>
+                <w:sz w:val="21"/>
+              </w:rPr>
+              <w:t xml:space="preserve">执行 </w:t>
+            </w:r>
+            <w:r>
+              <w:rPr>
+                <w:rFonts w:ascii="Consolas" w:hAnsi="Consolas" w:eastAsia="微软雅黑"/>
+                <w:b w:val="0"/>
+                <w:color w:val="333333"/>
+                <w:sz w:val="20"/>
+              </w:rPr>
+              <w:t>node tools/browser_smoke.mjs --base http://127.0.0.1:5000</w:t>
+            </w:r>
+            <w:r>
+              <w:rPr>
+                <w:rFonts w:ascii="Calibri" w:hAnsi="Calibri" w:eastAsia="微软雅黑"/>
+                <w:b w:val="0"/>
+                <w:color w:val="333333"/>
+                <w:sz w:val="21"/>
+              </w:rPr>
+              <w:t>，</w:t>
+            </w:r>
+            <w:r>
+              <w:rPr>
+                <w:rFonts w:ascii="Calibri" w:hAnsi="Calibri" w:eastAsia="微软雅黑"/>
+                <w:b/>
+                <w:color w:val="333333"/>
+                <w:sz w:val="21"/>
+              </w:rPr>
+              <w:t>退出码 0</w:t>
+            </w:r>
+            <w:r>
+              <w:rPr>
+                <w:rFonts w:ascii="Calibri" w:hAnsi="Calibri" w:eastAsia="微软雅黑"/>
+                <w:b w:val="0"/>
+                <w:color w:val="333333"/>
+                <w:sz w:val="21"/>
+              </w:rPr>
+              <w:t xml:space="preserve">（登录后 9 个菜单视图全部 </w:t>
+            </w:r>
+            <w:r>
+              <w:rPr>
+                <w:rFonts w:ascii="Consolas" w:hAnsi="Consolas" w:eastAsia="微软雅黑"/>
+                <w:b w:val="0"/>
+                <w:color w:val="333333"/>
+                <w:sz w:val="20"/>
+              </w:rPr>
+              <w:t>PASS</w:t>
+            </w:r>
+            <w:r>
+              <w:rPr>
+                <w:rFonts w:ascii="Calibri" w:hAnsi="Calibri" w:eastAsia="微软雅黑"/>
+                <w:b w:val="0"/>
+                <w:color w:val="333333"/>
+                <w:sz w:val="21"/>
+              </w:rPr>
+              <w:t xml:space="preserve">）。麒麟服务器未装 Node.js 时，可在 Windows 机器上对 </w:t>
+            </w:r>
+            <w:r>
+              <w:rPr>
+                <w:rFonts w:ascii="Consolas" w:hAnsi="Consolas" w:eastAsia="微软雅黑"/>
+                <w:b w:val="0"/>
+                <w:color w:val="333333"/>
+                <w:sz w:val="20"/>
+              </w:rPr>
+              <w:t>http://服务器IP:5000</w:t>
+            </w:r>
+            <w:r>
+              <w:rPr>
+                <w:rFonts w:ascii="Calibri" w:hAnsi="Calibri" w:eastAsia="微软雅黑"/>
+                <w:b w:val="0"/>
+                <w:color w:val="333333"/>
+                <w:sz w:val="21"/>
+              </w:rPr>
+              <w:t xml:space="preserve"> 执行同一脚本</w:t>
+            </w:r>
+          </w:p>
+        </w:tc>
+      </w:tr>
     </w:tbl>
     <w:p>
       <w:pPr>
@@ -10119,6 +10261,124 @@
     </w:p>
     <w:p>
       <w:pPr>
+        <w:spacing w:before="80" w:after="160"/>
+        <w:ind w:left="170" w:right="170"/>
+        <w:shd w:val="clear" w:color="auto" w:fill="EAF3FB"/>
+        <w:pBdr>
+          <w:left w:val="single" w:sz="14" w:space="4" w:color="1E90FF"/>
+        </w:pBdr>
+      </w:pPr>
+      <w:r>
+        <w:rPr>
+          <w:rFonts w:ascii="Calibri" w:hAnsi="Calibri" w:eastAsia="微软雅黑"/>
+          <w:b/>
+          <w:color w:val="1F4D78"/>
+          <w:sz w:val="21"/>
+        </w:rPr>
+        <w:t>每次发版（升级）请按《系统部署手册》5.4 节「发版（升级）检查单」执行</w:t>
+      </w:r>
+      <w:r>
+        <w:rPr>
+          <w:rFonts w:ascii="Calibri" w:hAnsi="Calibri" w:eastAsia="微软雅黑"/>
+          <w:b w:val="0"/>
+          <w:color w:val="1F4D78"/>
+          <w:sz w:val="21"/>
+        </w:rPr>
+        <w:t xml:space="preserve">：升级前备份 </w:t>
+      </w:r>
+      <w:r>
+        <w:rPr>
+          <w:rFonts w:ascii="Consolas" w:hAnsi="Consolas" w:eastAsia="微软雅黑"/>
+          <w:b w:val="0"/>
+          <w:color w:val="1F4D78"/>
+          <w:sz w:val="20"/>
+        </w:rPr>
+        <w:t>data/</w:t>
+      </w:r>
+      <w:r>
+        <w:rPr>
+          <w:rFonts w:ascii="Calibri" w:hAnsi="Calibri" w:eastAsia="微软雅黑"/>
+          <w:b w:val="0"/>
+          <w:color w:val="1F4D78"/>
+          <w:sz w:val="21"/>
+        </w:rPr>
+        <w:t>、</w:t>
+      </w:r>
+      <w:r>
+        <w:rPr>
+          <w:rFonts w:ascii="Consolas" w:hAnsi="Consolas" w:eastAsia="微软雅黑"/>
+          <w:b w:val="0"/>
+          <w:color w:val="1F4D78"/>
+          <w:sz w:val="20"/>
+        </w:rPr>
+        <w:t>python3 -m py_compile</w:t>
+      </w:r>
+      <w:r>
+        <w:rPr>
+          <w:rFonts w:ascii="Calibri" w:hAnsi="Calibri" w:eastAsia="微软雅黑"/>
+          <w:b w:val="0"/>
+          <w:color w:val="1F4D78"/>
+          <w:sz w:val="21"/>
+        </w:rPr>
+        <w:t xml:space="preserve"> 语法自检、升级后核对 </w:t>
+      </w:r>
+      <w:r>
+        <w:rPr>
+          <w:rFonts w:ascii="Consolas" w:hAnsi="Consolas" w:eastAsia="微软雅黑"/>
+          <w:b w:val="0"/>
+          <w:color w:val="1F4D78"/>
+          <w:sz w:val="20"/>
+        </w:rPr>
+        <w:t>[MIGRATE]</w:t>
+      </w:r>
+      <w:r>
+        <w:rPr>
+          <w:rFonts w:ascii="Calibri" w:hAnsi="Calibri" w:eastAsia="微软雅黑"/>
+          <w:b w:val="0"/>
+          <w:color w:val="1F4D78"/>
+          <w:sz w:val="21"/>
+        </w:rPr>
+        <w:t xml:space="preserve"> 迁移日志与 </w:t>
+      </w:r>
+      <w:r>
+        <w:rPr>
+          <w:rFonts w:ascii="Consolas" w:hAnsi="Consolas" w:eastAsia="微软雅黑"/>
+          <w:b w:val="0"/>
+          <w:color w:val="1F4D78"/>
+          <w:sz w:val="20"/>
+        </w:rPr>
+        <w:t>PRAGMA foreign_key_check</w:t>
+      </w:r>
+      <w:r>
+        <w:rPr>
+          <w:rFonts w:ascii="Calibri" w:hAnsi="Calibri" w:eastAsia="微软雅黑"/>
+          <w:b w:val="0"/>
+          <w:color w:val="1F4D78"/>
+          <w:sz w:val="21"/>
+        </w:rPr>
+        <w:t>，并在最后</w:t>
+      </w:r>
+      <w:r>
+        <w:rPr>
+          <w:rFonts w:ascii="Calibri" w:hAnsi="Calibri" w:eastAsia="微软雅黑"/>
+          <w:b/>
+          <w:color w:val="1F4D78"/>
+          <w:sz w:val="21"/>
+        </w:rPr>
+        <w:t>跑一遍前端逐视图冒烟脚本</w:t>
+      </w:r>
+      <w:r>
+        <w:rPr>
+          <w:rFonts w:ascii="Calibri" w:hAnsi="Calibri" w:eastAsia="微软雅黑"/>
+          <w:b w:val="0"/>
+          <w:color w:val="1F4D78"/>
+          <w:sz w:val="21"/>
+        </w:rPr>
+        <w:t>（该脚本可拦住“整页空白”“单个视图空白”这类只在浏览器里才出现、接口测试查不出的前端渲染故障）。</w:t>
+      </w:r>
+    </w:p>
+    <w:p>
+      <w:pPr>
         <w:pStyle w:val="Heading1"/>
       </w:pPr>
       <w:r>
@@ -10728,6 +10988,946 @@
         </w:rPr>
         <w:t>python3 -m compileall -q .                       # 更彻底</w:t>
       </w:r>
+    </w:p>
+    <w:p>
+      <w:pPr>
+        <w:spacing w:before="80" w:after="160"/>
+        <w:ind w:left="170" w:right="170"/>
+        <w:shd w:val="clear" w:color="auto" w:fill="F5F7FA"/>
+      </w:pPr>
+      <w:r>
+        <w:rPr>
+          <w:rFonts w:ascii="Consolas" w:hAnsi="Consolas" w:eastAsia="微软雅黑"/>
+          <w:color w:val="1F4D78"/>
+          <w:sz w:val="20"/>
+        </w:rPr>
+      </w:r>
+      <w:r>
+        <w:br/>
+      </w:r>
+      <w:r>
+        <w:rPr>
+          <w:rFonts w:ascii="Consolas" w:hAnsi="Consolas" w:eastAsia="微软雅黑"/>
+          <w:color w:val="1F4D78"/>
+          <w:sz w:val="20"/>
+        </w:rPr>
+        <w:t>只要该命令通过，代码即可在服务器上导入运行；**开发仍可在更高版本（如 3.12）进行**，只是不能使用 3.12 专有语法。</w:t>
+      </w:r>
+      <w:r>
+        <w:br/>
+      </w:r>
+      <w:r>
+        <w:rPr>
+          <w:rFonts w:ascii="Consolas" w:hAnsi="Consolas" w:eastAsia="微软雅黑"/>
+          <w:color w:val="1F4D78"/>
+          <w:sz w:val="20"/>
+        </w:rPr>
+      </w:r>
+      <w:r>
+        <w:br/>
+      </w:r>
+      <w:r>
+        <w:rPr>
+          <w:rFonts w:ascii="Consolas" w:hAnsi="Consolas" w:eastAsia="微软雅黑"/>
+          <w:color w:val="1F4D78"/>
+          <w:sz w:val="20"/>
+        </w:rPr>
+        <w:t>**改动前端（`templates/index.html`）时额外必做**——在项目目录执行前端逐视图冒烟脚本（可在麒麟服务器、也可在 Windows 开发机对服务器地址执行）：</w:t>
+      </w:r>
+      <w:r>
+        <w:br/>
+      </w:r>
+      <w:r>
+        <w:rPr>
+          <w:rFonts w:ascii="Consolas" w:hAnsi="Consolas" w:eastAsia="微软雅黑"/>
+          <w:color w:val="1F4D78"/>
+          <w:sz w:val="20"/>
+        </w:rPr>
+      </w:r>
+      <w:r>
+        <w:br/>
+      </w:r>
+      <w:r>
+        <w:rPr>
+          <w:rFonts w:ascii="Consolas" w:hAnsi="Consolas" w:eastAsia="微软雅黑"/>
+          <w:color w:val="1F4D78"/>
+          <w:sz w:val="20"/>
+        </w:rPr>
+        <w:t>```bash</w:t>
+      </w:r>
+      <w:r>
+        <w:br/>
+      </w:r>
+      <w:r>
+        <w:rPr>
+          <w:rFonts w:ascii="Consolas" w:hAnsi="Consolas" w:eastAsia="微软雅黑"/>
+          <w:color w:val="1F4D78"/>
+          <w:sz w:val="20"/>
+        </w:rPr>
+        <w:t>node tools/browser_smoke.mjs --base http://127.0.0.1:5000     # 退出码 0 即通过</w:t>
+      </w:r>
+    </w:p>
+    <w:p>
+      <w:r>
+        <w:rPr>
+          <w:rFonts w:ascii="Calibri" w:hAnsi="Calibri" w:eastAsia="微软雅黑"/>
+          <w:b w:val="0"/>
+          <w:color w:val="333333"/>
+          <w:sz w:val="22"/>
+        </w:rPr>
+        <w:t xml:space="preserve">脚本用真实浏览器逐个切换左侧 9 个菜单视图并捕捉 </w:t>
+      </w:r>
+      <w:r>
+        <w:rPr>
+          <w:rFonts w:ascii="Consolas" w:hAnsi="Consolas" w:eastAsia="微软雅黑"/>
+          <w:b w:val="0"/>
+          <w:color w:val="333333"/>
+          <w:sz w:val="21"/>
+        </w:rPr>
+        <w:t>console.error</w:t>
+      </w:r>
+      <w:r>
+        <w:rPr>
+          <w:rFonts w:ascii="Calibri" w:hAnsi="Calibri" w:eastAsia="微软雅黑"/>
+          <w:b w:val="0"/>
+          <w:color w:val="333333"/>
+          <w:sz w:val="22"/>
+        </w:rPr>
+        <w:t xml:space="preserve"> / </w:t>
+      </w:r>
+      <w:r>
+        <w:rPr>
+          <w:rFonts w:ascii="Consolas" w:hAnsi="Consolas" w:eastAsia="微软雅黑"/>
+          <w:b w:val="0"/>
+          <w:color w:val="333333"/>
+          <w:sz w:val="21"/>
+        </w:rPr>
+        <w:t>pageerror</w:t>
+      </w:r>
+      <w:r>
+        <w:rPr>
+          <w:rFonts w:ascii="Calibri" w:hAnsi="Calibri" w:eastAsia="微软雅黑"/>
+          <w:b w:val="0"/>
+          <w:color w:val="333333"/>
+          <w:sz w:val="22"/>
+        </w:rPr>
+        <w:t xml:space="preserve">，用于拦住模板作用域错误、未声明的 </w:t>
+      </w:r>
+      <w:r>
+        <w:rPr>
+          <w:rFonts w:ascii="Consolas" w:hAnsi="Consolas" w:eastAsia="微软雅黑"/>
+          <w:b w:val="0"/>
+          <w:color w:val="333333"/>
+          <w:sz w:val="21"/>
+        </w:rPr>
+        <w:t>ref</w:t>
+      </w:r>
+      <w:r>
+        <w:rPr>
+          <w:rFonts w:ascii="Calibri" w:hAnsi="Calibri" w:eastAsia="微软雅黑"/>
+          <w:b w:val="0"/>
+          <w:color w:val="333333"/>
+          <w:sz w:val="22"/>
+        </w:rPr>
+        <w:t>、</w:t>
+      </w:r>
+      <w:r>
+        <w:rPr>
+          <w:rFonts w:ascii="Consolas" w:hAnsi="Consolas" w:eastAsia="微软雅黑"/>
+          <w:b w:val="0"/>
+          <w:color w:val="333333"/>
+          <w:sz w:val="21"/>
+        </w:rPr>
+        <w:t>v-if</w:t>
+      </w:r>
+      <w:r>
+        <w:rPr>
+          <w:rFonts w:ascii="Calibri" w:hAnsi="Calibri" w:eastAsia="微软雅黑"/>
+          <w:b w:val="0"/>
+          <w:color w:val="333333"/>
+          <w:sz w:val="22"/>
+        </w:rPr>
+        <w:t>/</w:t>
+      </w:r>
+      <w:r>
+        <w:rPr>
+          <w:rFonts w:ascii="Consolas" w:hAnsi="Consolas" w:eastAsia="微软雅黑"/>
+          <w:b w:val="0"/>
+          <w:color w:val="333333"/>
+          <w:sz w:val="21"/>
+        </w:rPr>
+        <w:t>v-else</w:t>
+      </w:r>
+      <w:r>
+        <w:rPr>
+          <w:rFonts w:ascii="Calibri" w:hAnsi="Calibri" w:eastAsia="微软雅黑"/>
+          <w:b w:val="0"/>
+          <w:color w:val="333333"/>
+          <w:sz w:val="22"/>
+        </w:rPr>
+        <w:t xml:space="preserve"> 配对错误等导致的</w:t>
+      </w:r>
+      <w:r>
+        <w:rPr>
+          <w:rFonts w:ascii="Calibri" w:hAnsi="Calibri" w:eastAsia="微软雅黑"/>
+          <w:b/>
+          <w:color w:val="333333"/>
+          <w:sz w:val="22"/>
+        </w:rPr>
+        <w:t>空白页</w:t>
+      </w:r>
+      <w:r>
+        <w:rPr>
+          <w:rFonts w:ascii="Calibri" w:hAnsi="Calibri" w:eastAsia="微软雅黑"/>
+          <w:b w:val="0"/>
+          <w:color w:val="333333"/>
+          <w:sz w:val="22"/>
+        </w:rPr>
+        <w:t xml:space="preserve">（V1.8.5 两次真实前端事故均由此发现）。完整发版流程见 </w:t>
+      </w:r>
+      <w:r>
+        <w:rPr>
+          <w:rFonts w:ascii="Calibri" w:hAnsi="Calibri" w:eastAsia="微软雅黑"/>
+          <w:b/>
+          <w:color w:val="333333"/>
+          <w:sz w:val="22"/>
+        </w:rPr>
+        <w:t>《系统部署手册》5.4 节</w:t>
+      </w:r>
+      <w:r>
+        <w:rPr>
+          <w:rFonts w:ascii="Calibri" w:hAnsi="Calibri" w:eastAsia="微软雅黑"/>
+          <w:b w:val="0"/>
+          <w:color w:val="333333"/>
+          <w:sz w:val="22"/>
+        </w:rPr>
+        <w:t>。</w:t>
+      </w:r>
+    </w:p>
+    <w:p>
+      <w:pPr>
+        <w:pStyle w:val="Heading1"/>
+      </w:pPr>
+      <w:r>
+        <w:rPr>
+          <w:rFonts w:ascii="Calibri" w:hAnsi="Calibri" w:eastAsia="微软雅黑"/>
+          <w:b/>
+          <w:color w:val="2E74B5"/>
+          <w:sz w:val="32"/>
+        </w:rPr>
+        <w:t>附录：麒麟 V10 常用命令速查</w:t>
+      </w:r>
+    </w:p>
+    <w:tbl>
+      <w:tblPr>
+        <w:tblStyle w:val="TableGrid"/>
+        <w:tblW w:type="dxa" w:w="9638"/>
+        <w:jc w:val="left"/>
+        <w:tblLook w:firstColumn="1" w:firstRow="1" w:lastColumn="0" w:lastRow="0" w:noHBand="0" w:noVBand="1" w:val="04A0"/>
+        <w:tblInd w:w="120" w:type="dxa"/>
+        <w:tblLayout w:type="fixed"/>
+      </w:tblPr>
+      <w:tblGrid>
+        <w:gridCol w:w="2381"/>
+        <w:gridCol w:w="7257"/>
+      </w:tblGrid>
+      <w:tr>
+        <w:tc>
+          <w:tcPr>
+            <w:tcW w:type="dxa" w:w="2381"/>
+            <w:shd w:val="clear" w:color="auto" w:fill="2E74B5"/>
+          </w:tcPr>
+          <w:p>
+            <w:pPr>
+              <w:spacing w:after="40" w:before="40"/>
+            </w:pPr>
+            <w:r>
+              <w:rPr>
+                <w:rFonts w:ascii="Calibri" w:hAnsi="Calibri" w:eastAsia="微软雅黑"/>
+                <w:b/>
+                <w:color w:val="FFFFFF"/>
+                <w:sz w:val="21"/>
+              </w:rPr>
+              <w:t>场景</w:t>
+            </w:r>
+          </w:p>
+        </w:tc>
+        <w:tc>
+          <w:tcPr>
+            <w:tcW w:type="dxa" w:w="7257"/>
+            <w:shd w:val="clear" w:color="auto" w:fill="2E74B5"/>
+          </w:tcPr>
+          <w:p>
+            <w:pPr>
+              <w:spacing w:after="40" w:before="40"/>
+            </w:pPr>
+            <w:r>
+              <w:rPr>
+                <w:rFonts w:ascii="Calibri" w:hAnsi="Calibri" w:eastAsia="微软雅黑"/>
+                <w:b/>
+                <w:color w:val="FFFFFF"/>
+                <w:sz w:val="21"/>
+              </w:rPr>
+              <w:t>命令</w:t>
+            </w:r>
+          </w:p>
+        </w:tc>
+      </w:tr>
+      <w:tr>
+        <w:tc>
+          <w:tcPr>
+            <w:tcW w:type="dxa" w:w="2381"/>
+          </w:tcPr>
+          <w:p>
+            <w:pPr>
+              <w:spacing w:after="40" w:before="40"/>
+            </w:pPr>
+            <w:r>
+              <w:rPr>
+                <w:rFonts w:ascii="Calibri" w:hAnsi="Calibri" w:eastAsia="微软雅黑"/>
+                <w:b w:val="0"/>
+                <w:color w:val="333333"/>
+                <w:sz w:val="21"/>
+              </w:rPr>
+              <w:t>启动/停止/重启服务</w:t>
+            </w:r>
+          </w:p>
+        </w:tc>
+        <w:tc>
+          <w:tcPr>
+            <w:tcW w:type="dxa" w:w="7257"/>
+          </w:tcPr>
+          <w:p>
+            <w:pPr>
+              <w:spacing w:after="40" w:before="40"/>
+            </w:pPr>
+            <w:r>
+              <w:rPr>
+                <w:rFonts w:ascii="Consolas" w:hAnsi="Consolas" w:eastAsia="微软雅黑"/>
+                <w:b w:val="0"/>
+                <w:color w:val="333333"/>
+                <w:sz w:val="20"/>
+              </w:rPr>
+              <w:t>sudo systemctl start/stop/restart contract-manager</w:t>
+            </w:r>
+          </w:p>
+        </w:tc>
+      </w:tr>
+      <w:tr>
+        <w:tc>
+          <w:tcPr>
+            <w:tcW w:type="dxa" w:w="2381"/>
+          </w:tcPr>
+          <w:p>
+            <w:pPr>
+              <w:spacing w:after="40" w:before="40"/>
+            </w:pPr>
+            <w:r>
+              <w:rPr>
+                <w:rFonts w:ascii="Calibri" w:hAnsi="Calibri" w:eastAsia="微软雅黑"/>
+                <w:b w:val="0"/>
+                <w:color w:val="333333"/>
+                <w:sz w:val="21"/>
+              </w:rPr>
+              <w:t>查看服务状态</w:t>
+            </w:r>
+          </w:p>
+        </w:tc>
+        <w:tc>
+          <w:tcPr>
+            <w:tcW w:type="dxa" w:w="7257"/>
+          </w:tcPr>
+          <w:p>
+            <w:pPr>
+              <w:spacing w:after="40" w:before="40"/>
+            </w:pPr>
+            <w:r>
+              <w:rPr>
+                <w:rFonts w:ascii="Consolas" w:hAnsi="Consolas" w:eastAsia="微软雅黑"/>
+                <w:b w:val="0"/>
+                <w:color w:val="333333"/>
+                <w:sz w:val="20"/>
+              </w:rPr>
+              <w:t>sudo systemctl status contract-manager</w:t>
+            </w:r>
+          </w:p>
+        </w:tc>
+      </w:tr>
+      <w:tr>
+        <w:tc>
+          <w:tcPr>
+            <w:tcW w:type="dxa" w:w="2381"/>
+          </w:tcPr>
+          <w:p>
+            <w:pPr>
+              <w:spacing w:after="40" w:before="40"/>
+            </w:pPr>
+            <w:r>
+              <w:rPr>
+                <w:rFonts w:ascii="Calibri" w:hAnsi="Calibri" w:eastAsia="微软雅黑"/>
+                <w:b w:val="0"/>
+                <w:color w:val="333333"/>
+                <w:sz w:val="21"/>
+              </w:rPr>
+              <w:t>查看运行日志</w:t>
+            </w:r>
+          </w:p>
+        </w:tc>
+        <w:tc>
+          <w:tcPr>
+            <w:tcW w:type="dxa" w:w="7257"/>
+          </w:tcPr>
+          <w:p>
+            <w:pPr>
+              <w:spacing w:after="40" w:before="40"/>
+            </w:pPr>
+            <w:r>
+              <w:rPr>
+                <w:rFonts w:ascii="Consolas" w:hAnsi="Consolas" w:eastAsia="微软雅黑"/>
+                <w:b w:val="0"/>
+                <w:color w:val="333333"/>
+                <w:sz w:val="20"/>
+              </w:rPr>
+              <w:t>sudo journalctl -u contract-manager -n 100 --no-pager</w:t>
+            </w:r>
+          </w:p>
+        </w:tc>
+      </w:tr>
+      <w:tr>
+        <w:tc>
+          <w:tcPr>
+            <w:tcW w:type="dxa" w:w="2381"/>
+          </w:tcPr>
+          <w:p>
+            <w:pPr>
+              <w:spacing w:after="40" w:before="40"/>
+            </w:pPr>
+            <w:r>
+              <w:rPr>
+                <w:rFonts w:ascii="Calibri" w:hAnsi="Calibri" w:eastAsia="微软雅黑"/>
+                <w:b w:val="0"/>
+                <w:color w:val="333333"/>
+                <w:sz w:val="21"/>
+              </w:rPr>
+              <w:t>查看端口</w:t>
+            </w:r>
+          </w:p>
+        </w:tc>
+        <w:tc>
+          <w:tcPr>
+            <w:tcW w:type="dxa" w:w="7257"/>
+          </w:tcPr>
+          <w:p>
+            <w:pPr>
+              <w:spacing w:after="40" w:before="40"/>
+            </w:pPr>
+            <w:r>
+              <w:rPr>
+                <w:rFonts w:ascii="Calibri" w:hAnsi="Calibri" w:eastAsia="微软雅黑"/>
+                <w:b w:val="0"/>
+                <w:color w:val="333333"/>
+                <w:sz w:val="21"/>
+              </w:rPr>
+              <w:t>`ss -lntp \</w:t>
+            </w:r>
+          </w:p>
+        </w:tc>
+      </w:tr>
+      <w:tr>
+        <w:tc>
+          <w:tcPr>
+            <w:tcW w:type="dxa" w:w="2381"/>
+          </w:tcPr>
+          <w:p>
+            <w:pPr>
+              <w:spacing w:after="40" w:before="40"/>
+            </w:pPr>
+            <w:r>
+              <w:rPr>
+                <w:rFonts w:ascii="Calibri" w:hAnsi="Calibri" w:eastAsia="微软雅黑"/>
+                <w:b w:val="0"/>
+                <w:color w:val="333333"/>
+                <w:sz w:val="21"/>
+              </w:rPr>
+              <w:t>放行防火墙（firewalld）</w:t>
+            </w:r>
+          </w:p>
+        </w:tc>
+        <w:tc>
+          <w:tcPr>
+            <w:tcW w:type="dxa" w:w="7257"/>
+          </w:tcPr>
+          <w:p>
+            <w:pPr>
+              <w:spacing w:after="40" w:before="40"/>
+            </w:pPr>
+            <w:r>
+              <w:rPr>
+                <w:rFonts w:ascii="Consolas" w:hAnsi="Consolas" w:eastAsia="微软雅黑"/>
+                <w:b w:val="0"/>
+                <w:color w:val="333333"/>
+                <w:sz w:val="20"/>
+              </w:rPr>
+              <w:t>sudo firewall-cmd --permanent --add-port=5000/tcp &amp;&amp; sudo firewall-cmd --reload</w:t>
+            </w:r>
+          </w:p>
+        </w:tc>
+      </w:tr>
+      <w:tr>
+        <w:tc>
+          <w:tcPr>
+            <w:tcW w:type="dxa" w:w="2381"/>
+          </w:tcPr>
+          <w:p>
+            <w:pPr>
+              <w:spacing w:after="40" w:before="40"/>
+            </w:pPr>
+            <w:r>
+              <w:rPr>
+                <w:rFonts w:ascii="Calibri" w:hAnsi="Calibri" w:eastAsia="微软雅黑"/>
+                <w:b w:val="0"/>
+                <w:color w:val="333333"/>
+                <w:sz w:val="21"/>
+              </w:rPr>
+              <w:t>放行防火墙（ufw）</w:t>
+            </w:r>
+          </w:p>
+        </w:tc>
+        <w:tc>
+          <w:tcPr>
+            <w:tcW w:type="dxa" w:w="7257"/>
+          </w:tcPr>
+          <w:p>
+            <w:pPr>
+              <w:spacing w:after="40" w:before="40"/>
+            </w:pPr>
+            <w:r>
+              <w:rPr>
+                <w:rFonts w:ascii="Consolas" w:hAnsi="Consolas" w:eastAsia="微软雅黑"/>
+                <w:b w:val="0"/>
+                <w:color w:val="333333"/>
+                <w:sz w:val="20"/>
+              </w:rPr>
+              <w:t>sudo ufw allow 5000/tcp</w:t>
+            </w:r>
+          </w:p>
+        </w:tc>
+      </w:tr>
+      <w:tr>
+        <w:tc>
+          <w:tcPr>
+            <w:tcW w:type="dxa" w:w="2381"/>
+          </w:tcPr>
+          <w:p>
+            <w:pPr>
+              <w:spacing w:after="40" w:before="40"/>
+            </w:pPr>
+            <w:r>
+              <w:rPr>
+                <w:rFonts w:ascii="Calibri" w:hAnsi="Calibri" w:eastAsia="微软雅黑"/>
+                <w:b w:val="0"/>
+                <w:color w:val="333333"/>
+                <w:sz w:val="21"/>
+              </w:rPr>
+              <w:t>数据库在线备份</w:t>
+            </w:r>
+          </w:p>
+        </w:tc>
+        <w:tc>
+          <w:tcPr>
+            <w:tcW w:type="dxa" w:w="7257"/>
+          </w:tcPr>
+          <w:p>
+            <w:pPr>
+              <w:spacing w:after="40" w:before="40"/>
+            </w:pPr>
+            <w:r>
+              <w:rPr>
+                <w:rFonts w:ascii="Consolas" w:hAnsi="Consolas" w:eastAsia="微软雅黑"/>
+                <w:b w:val="0"/>
+                <w:color w:val="333333"/>
+                <w:sz w:val="20"/>
+              </w:rPr>
+              <w:t>sqlite3 "/opt/contract_manager/data/合同台账.db" ".backup '/backup/ht/合同台账.db'"</w:t>
+            </w:r>
+          </w:p>
+        </w:tc>
+      </w:tr>
+      <w:tr>
+        <w:tc>
+          <w:tcPr>
+            <w:tcW w:type="dxa" w:w="2381"/>
+          </w:tcPr>
+          <w:p>
+            <w:pPr>
+              <w:spacing w:after="40" w:before="40"/>
+            </w:pPr>
+            <w:r>
+              <w:rPr>
+                <w:rFonts w:ascii="Calibri" w:hAnsi="Calibri" w:eastAsia="微软雅黑"/>
+                <w:b w:val="0"/>
+                <w:color w:val="333333"/>
+                <w:sz w:val="21"/>
+              </w:rPr>
+              <w:t>数据目录备份</w:t>
+            </w:r>
+          </w:p>
+        </w:tc>
+        <w:tc>
+          <w:tcPr>
+            <w:tcW w:type="dxa" w:w="7257"/>
+          </w:tcPr>
+          <w:p>
+            <w:pPr>
+              <w:spacing w:after="40" w:before="40"/>
+            </w:pPr>
+            <w:r>
+              <w:rPr>
+                <w:rFonts w:ascii="Consolas" w:hAnsi="Consolas" w:eastAsia="微软雅黑"/>
+                <w:b w:val="0"/>
+                <w:color w:val="333333"/>
+                <w:sz w:val="20"/>
+              </w:rPr>
+              <w:t>tar -czf /backup/ht/ht_$(date +%Y%m%d).tar.gz -C /opt/contract_manager data</w:t>
+            </w:r>
+          </w:p>
+        </w:tc>
+      </w:tr>
+      <w:tr>
+        <w:tc>
+          <w:tcPr>
+            <w:tcW w:type="dxa" w:w="2381"/>
+          </w:tcPr>
+          <w:p>
+            <w:pPr>
+              <w:spacing w:after="40" w:before="40"/>
+            </w:pPr>
+            <w:r>
+              <w:rPr>
+                <w:rFonts w:ascii="Calibri" w:hAnsi="Calibri" w:eastAsia="微软雅黑"/>
+                <w:b w:val="0"/>
+                <w:color w:val="333333"/>
+                <w:sz w:val="21"/>
+              </w:rPr>
+              <w:t>查看项目合同总数</w:t>
+            </w:r>
+          </w:p>
+        </w:tc>
+        <w:tc>
+          <w:tcPr>
+            <w:tcW w:type="dxa" w:w="7257"/>
+          </w:tcPr>
+          <w:p>
+            <w:pPr>
+              <w:spacing w:after="40" w:before="40"/>
+            </w:pPr>
+            <w:r>
+              <w:rPr>
+                <w:rFonts w:ascii="Consolas" w:hAnsi="Consolas" w:eastAsia="微软雅黑"/>
+                <w:b w:val="0"/>
+                <w:color w:val="333333"/>
+                <w:sz w:val="20"/>
+              </w:rPr>
+              <w:t>sqlite3 "/opt/contract_manager/data/合同台账.db" "SELECT COUNT(*) FROM project_contracts;"</w:t>
+            </w:r>
+          </w:p>
+        </w:tc>
+      </w:tr>
+      <w:tr>
+        <w:tc>
+          <w:tcPr>
+            <w:tcW w:type="dxa" w:w="2381"/>
+          </w:tcPr>
+          <w:p>
+            <w:pPr>
+              <w:spacing w:after="40" w:before="40"/>
+            </w:pPr>
+            <w:r>
+              <w:rPr>
+                <w:rFonts w:ascii="Calibri" w:hAnsi="Calibri" w:eastAsia="微软雅黑"/>
+                <w:b w:val="0"/>
+                <w:color w:val="333333"/>
+                <w:sz w:val="21"/>
+              </w:rPr>
+              <w:t>查看资产合同总数</w:t>
+            </w:r>
+          </w:p>
+        </w:tc>
+        <w:tc>
+          <w:tcPr>
+            <w:tcW w:type="dxa" w:w="7257"/>
+          </w:tcPr>
+          <w:p>
+            <w:pPr>
+              <w:spacing w:after="40" w:before="40"/>
+            </w:pPr>
+            <w:r>
+              <w:rPr>
+                <w:rFonts w:ascii="Consolas" w:hAnsi="Consolas" w:eastAsia="微软雅黑"/>
+                <w:b w:val="0"/>
+                <w:color w:val="333333"/>
+                <w:sz w:val="20"/>
+              </w:rPr>
+              <w:t>sqlite3 "/opt/contract_manager/data/合同台账.db" "SELECT COUNT(*) FROM asset_contracts;"</w:t>
+            </w:r>
+          </w:p>
+        </w:tc>
+      </w:tr>
+      <w:tr>
+        <w:tc>
+          <w:tcPr>
+            <w:tcW w:type="dxa" w:w="2381"/>
+          </w:tcPr>
+          <w:p>
+            <w:pPr>
+              <w:spacing w:after="40" w:before="40"/>
+            </w:pPr>
+            <w:r>
+              <w:rPr>
+                <w:rFonts w:ascii="Calibri" w:hAnsi="Calibri" w:eastAsia="微软雅黑"/>
+                <w:b w:val="0"/>
+                <w:color w:val="333333"/>
+                <w:sz w:val="21"/>
+              </w:rPr>
+              <w:t>查看已应用的数据库版本</w:t>
+            </w:r>
+          </w:p>
+        </w:tc>
+        <w:tc>
+          <w:tcPr>
+            <w:tcW w:type="dxa" w:w="7257"/>
+          </w:tcPr>
+          <w:p>
+            <w:pPr>
+              <w:spacing w:after="40" w:before="40"/>
+            </w:pPr>
+            <w:r>
+              <w:rPr>
+                <w:rFonts w:ascii="Consolas" w:hAnsi="Consolas" w:eastAsia="微软雅黑"/>
+                <w:b w:val="0"/>
+                <w:color w:val="333333"/>
+                <w:sz w:val="20"/>
+              </w:rPr>
+              <w:t>sqlite3 "/opt/contract_manager/data/合同台账.db" "SELECT MAX(version) FROM schema_version;"</w:t>
+            </w:r>
+          </w:p>
+        </w:tc>
+      </w:tr>
+      <w:tr>
+        <w:tc>
+          <w:tcPr>
+            <w:tcW w:type="dxa" w:w="2381"/>
+          </w:tcPr>
+          <w:p>
+            <w:pPr>
+              <w:spacing w:after="40" w:before="40"/>
+            </w:pPr>
+            <w:r>
+              <w:rPr>
+                <w:rFonts w:ascii="Calibri" w:hAnsi="Calibri" w:eastAsia="微软雅黑"/>
+                <w:b w:val="0"/>
+                <w:color w:val="333333"/>
+                <w:sz w:val="21"/>
+              </w:rPr>
+              <w:t>外键完整性校验（发版必做）</w:t>
+            </w:r>
+          </w:p>
+        </w:tc>
+        <w:tc>
+          <w:tcPr>
+            <w:tcW w:type="dxa" w:w="7257"/>
+          </w:tcPr>
+          <w:p>
+            <w:pPr>
+              <w:spacing w:after="40" w:before="40"/>
+            </w:pPr>
+            <w:r>
+              <w:rPr>
+                <w:rFonts w:ascii="Consolas" w:hAnsi="Consolas" w:eastAsia="微软雅黑"/>
+                <w:b w:val="0"/>
+                <w:color w:val="333333"/>
+                <w:sz w:val="20"/>
+              </w:rPr>
+              <w:t>sqlite3 "/opt/contract_manager/data/合同台账.db" "PRAGMA foreign_key_check;"</w:t>
+            </w:r>
+            <w:r>
+              <w:rPr>
+                <w:rFonts w:ascii="Calibri" w:hAnsi="Calibri" w:eastAsia="微软雅黑"/>
+                <w:b w:val="0"/>
+                <w:color w:val="333333"/>
+                <w:sz w:val="21"/>
+              </w:rPr>
+              <w:t>（</w:t>
+            </w:r>
+            <w:r>
+              <w:rPr>
+                <w:rFonts w:ascii="Calibri" w:hAnsi="Calibri" w:eastAsia="微软雅黑"/>
+                <w:b/>
+                <w:color w:val="333333"/>
+                <w:sz w:val="21"/>
+              </w:rPr>
+              <w:t>无输出</w:t>
+            </w:r>
+            <w:r>
+              <w:rPr>
+                <w:rFonts w:ascii="Calibri" w:hAnsi="Calibri" w:eastAsia="微软雅黑"/>
+                <w:b w:val="0"/>
+                <w:color w:val="333333"/>
+                <w:sz w:val="21"/>
+              </w:rPr>
+              <w:t>即通过）</w:t>
+            </w:r>
+          </w:p>
+        </w:tc>
+      </w:tr>
+      <w:tr>
+        <w:tc>
+          <w:tcPr>
+            <w:tcW w:type="dxa" w:w="2381"/>
+          </w:tcPr>
+          <w:p>
+            <w:pPr>
+              <w:spacing w:after="40" w:before="40"/>
+            </w:pPr>
+            <w:r>
+              <w:rPr>
+                <w:rFonts w:ascii="Calibri" w:hAnsi="Calibri" w:eastAsia="微软雅黑"/>
+                <w:b/>
+                <w:color w:val="333333"/>
+                <w:sz w:val="21"/>
+              </w:rPr>
+              <w:t>发版前端冒烟（改前端必跑）</w:t>
+            </w:r>
+          </w:p>
+        </w:tc>
+        <w:tc>
+          <w:tcPr>
+            <w:tcW w:type="dxa" w:w="7257"/>
+          </w:tcPr>
+          <w:p>
+            <w:pPr>
+              <w:spacing w:after="40" w:before="40"/>
+            </w:pPr>
+            <w:r>
+              <w:rPr>
+                <w:rFonts w:ascii="Consolas" w:hAnsi="Consolas" w:eastAsia="微软雅黑"/>
+                <w:b w:val="0"/>
+                <w:color w:val="333333"/>
+                <w:sz w:val="20"/>
+              </w:rPr>
+              <w:t>node tools/browser_smoke.mjs --base http://127.0.0.1:5000</w:t>
+            </w:r>
+            <w:r>
+              <w:rPr>
+                <w:rFonts w:ascii="Calibri" w:hAnsi="Calibri" w:eastAsia="微软雅黑"/>
+                <w:b w:val="0"/>
+                <w:color w:val="333333"/>
+                <w:sz w:val="21"/>
+              </w:rPr>
+              <w:t>（</w:t>
+            </w:r>
+            <w:r>
+              <w:rPr>
+                <w:rFonts w:ascii="Calibri" w:hAnsi="Calibri" w:eastAsia="微软雅黑"/>
+                <w:b/>
+                <w:color w:val="333333"/>
+                <w:sz w:val="21"/>
+              </w:rPr>
+              <w:t>退出码 0</w:t>
+            </w:r>
+            <w:r>
+              <w:rPr>
+                <w:rFonts w:ascii="Calibri" w:hAnsi="Calibri" w:eastAsia="微软雅黑"/>
+                <w:b w:val="0"/>
+                <w:color w:val="333333"/>
+                <w:sz w:val="21"/>
+              </w:rPr>
+              <w:t xml:space="preserve"> 通过；详见《系统部署手册》5.4 节）</w:t>
+            </w:r>
+          </w:p>
+        </w:tc>
+      </w:tr>
+      <w:tr>
+        <w:tc>
+          <w:tcPr>
+            <w:tcW w:type="dxa" w:w="2381"/>
+          </w:tcPr>
+          <w:p>
+            <w:pPr>
+              <w:spacing w:after="40" w:before="40"/>
+            </w:pPr>
+            <w:r>
+              <w:rPr>
+                <w:rFonts w:ascii="Calibri" w:hAnsi="Calibri" w:eastAsia="微软雅黑"/>
+                <w:b w:val="0"/>
+                <w:color w:val="333333"/>
+                <w:sz w:val="21"/>
+              </w:rPr>
+              <w:t>修改服务端口</w:t>
+            </w:r>
+          </w:p>
+        </w:tc>
+        <w:tc>
+          <w:tcPr>
+            <w:tcW w:type="dxa" w:w="7257"/>
+          </w:tcPr>
+          <w:p>
+            <w:pPr>
+              <w:spacing w:after="40" w:before="40"/>
+            </w:pPr>
+            <w:r>
+              <w:rPr>
+                <w:rFonts w:ascii="Calibri" w:hAnsi="Calibri" w:eastAsia="微软雅黑"/>
+                <w:b w:val="0"/>
+                <w:color w:val="333333"/>
+                <w:sz w:val="21"/>
+              </w:rPr>
+              <w:t xml:space="preserve">编辑 </w:t>
+            </w:r>
+            <w:r>
+              <w:rPr>
+                <w:rFonts w:ascii="Consolas" w:hAnsi="Consolas" w:eastAsia="微软雅黑"/>
+                <w:b w:val="0"/>
+                <w:color w:val="333333"/>
+                <w:sz w:val="20"/>
+              </w:rPr>
+              <w:t>app.py</w:t>
+            </w:r>
+            <w:r>
+              <w:rPr>
+                <w:rFonts w:ascii="Calibri" w:hAnsi="Calibri" w:eastAsia="微软雅黑"/>
+                <w:b w:val="0"/>
+                <w:color w:val="333333"/>
+                <w:sz w:val="21"/>
+              </w:rPr>
+              <w:t xml:space="preserve"> 末尾 </w:t>
+            </w:r>
+            <w:r>
+              <w:rPr>
+                <w:rFonts w:ascii="Consolas" w:hAnsi="Consolas" w:eastAsia="微软雅黑"/>
+                <w:b w:val="0"/>
+                <w:color w:val="333333"/>
+                <w:sz w:val="20"/>
+              </w:rPr>
+              <w:t>app.run(...port=5000...)</w:t>
+            </w:r>
+            <w:r>
+              <w:rPr>
+                <w:rFonts w:ascii="Calibri" w:hAnsi="Calibri" w:eastAsia="微软雅黑"/>
+                <w:b w:val="0"/>
+                <w:color w:val="333333"/>
+                <w:sz w:val="21"/>
+              </w:rPr>
+              <w:t>，重启服务并同步放行防火墙</w:t>
+            </w:r>
+          </w:p>
+        </w:tc>
+      </w:tr>
+    </w:tbl>
+    <w:p>
+      <w:pPr>
+        <w:spacing w:after="40"/>
+      </w:pPr>
     </w:p>
     <w:sectPr>
       <w:headerReference w:type="default" r:id="rId9"/>
